--- a/submission/MemeClassroom_T4E2026_Submission.docx
+++ b/submission/MemeClassroom_T4E2026_Submission.docx
@@ -15,7 +15,7 @@
           <w:sz w:val="28"/>
           <w:szCs w:val="28"/>
         </w:rPr>
-        <w:t xml:space="preserve">MemeClassroom: An Open Platform for Meme-Based Pedagogy and Critical Media Literacy</w:t>
+        <w:t xml:space="preserve">MemeClassroom: An Enabler for Meme-Based Pedagogy and Critical Media Literacy</w:t>
       </w:r>
     </w:p>
     <w:p>
@@ -87,7 +87,7 @@
           <w:sz w:val="20"/>
           <w:szCs w:val="20"/>
         </w:rPr>
-        <w:t xml:space="preserve">Memes are among the most familiar multimodal artefacts in students' daily lives, yet classrooms rarely draw on them either as a teaching resource or as an object of critical analysis. MemeClassroom is an open, web-based platform that lets teachers and students create, curate, and discuss educational memes while building media-literacy skills. Built with React, Tailwind CSS, and Firebase, it combines a multi-format meme editor (image, GIF, video, audio), a peer-rated meme library organised by subject and grade, an 18-question, six-dimension meme-literacy assessment with a five-level progression badge, an open resources hub, and a teacher community (“Staffroom”). The intended users are secondary and higher-education teachers, students, and teacher-educators. At T4E 2026 we will run a hands-on, browser-only demonstration in which attendees create a meme, take a short literacy-test segment, and browse curated classroom resources.</w:t>
+        <w:t xml:space="preserve">Memes are familiar, structured multimodal constructs that have become a genuine new form of communication among students — but they also carry misinformation, disinformation, and myths that most students cannot reliably decode, making deliberate classroom engagement necessary rather than optional. MemeClassroom is not a one-stop, curated-content solution; it is an open, web-based enabler that helps teachers and students begin (learn what memes are and how to read them), adopt (create and peer-curate classroom-appropriate memes), and sustain (keep pace with a fast-changing meme culture) meme-based practice. Built with React, Tailwind CSS, and Firebase, it combines a Resources hub (courses, use cases, research, contributed stories), a multi-format Meme Lab, a peer-rated Meme Library, a real-time Newspaper feed on memes' societal impact (including a dedicated Misinformation Watch), an 18-question Meme Literacy Test, and a teacher Staffroom. At T4E 2026 we will run a hands-on, browser-only demonstration walking attendees through this begin-adopt-sustain journey.</w:t>
       </w:r>
     </w:p>
     <w:p>
@@ -111,7 +111,7 @@
           <w:sz w:val="20"/>
           <w:szCs w:val="20"/>
         </w:rPr>
-        <w:t xml:space="preserve">meme pedagogy, media/meme literacy, open educational resources (OER), universal design for learning (UDL).</w:t>
+        <w:t xml:space="preserve">meme pedagogy, media/meme literacy, multimodal communication, misinformation literacy, open educational resources (OER).</w:t>
       </w:r>
     </w:p>
     <w:p>
@@ -140,7 +140,7 @@
           <w:sz w:val="20"/>
           <w:szCs w:val="20"/>
         </w:rPr>
-        <w:t xml:space="preserve">Students already spend a large share of their daily communication in memes — a dense, multimodal blend of image, text, and cultural reference. Classrooms, however, treat this fluency as unrelated to formal learning: teachers who want to use memes to make abstract concepts concrete have no trusted, curated, classroom-appropriate space to find or create them, and students receive almost no structured practice decoding the bias, framing, and satire embedded in the meme content they consume every day. This gap spans subjects and grade levels, from upper-secondary through higher and informal education, wherever a class has internet access.</w:t>
+        <w:t xml:space="preserve">Memes are already a familiar part of how students communicate: they are multimodal constructs combining image, text, and cultural reference, and — contrary to their reputation as random jokes — they are structured, genre-like form-meaning pairs that draw on shared cultural codes [1]. In this sense, memes constitute a new, fast-spreading form of communication in their own right. That same familiarity and speed, however, make memes an effective vehicle for misinformation, disinformation, and outright myths, and most students have little structured practice decoding the bias, framing, or false claims embedded in the memes they encounter daily. Because memes are simultaneously this familiar, this structured, and this exploitable, they cannot be left outside the classroom: a deliberate, pedagogically grounded space for engaging with them is a genuine curricular need, spanning any subject or grade level wherever a class has internet access.</w:t>
       </w:r>
     </w:p>
     <w:p>
@@ -155,7 +155,7 @@
           <w:sz w:val="20"/>
           <w:szCs w:val="20"/>
         </w:rPr>
-        <w:t xml:space="preserve">Generic meme-generator tools produce content but offer no pedagogical scaffolding, peer curation, or literacy assessment; general OER repositories, in turn, are not built around the meme format at all. MemeClassroom is purpose-built to close this gap by combining meme creation, peer-rated curation, a structured media-literacy assessment, and a teacher reflection community in a single open, no-cost platform.</w:t>
+        <w:t xml:space="preserve">Memes are freely available across the internet, but there is very little guidance on how to use them pedagogically, and generic meme-generator tools offer no curation, scaffolding, or literacy support at all. MemeClassroom does not try to replace that open internet with a closed, curated library — teachers and students remain free to find memes anywhere. Instead, it positions itself as an enabler: a space to begin understanding meme-based pedagogy, to adopt classroom-appropriate creation and curation practices, and to sustain that practice as meme culture keeps evolving.</w:t>
       </w:r>
     </w:p>
     <w:p>
@@ -184,7 +184,7 @@
           <w:sz w:val="20"/>
           <w:szCs w:val="20"/>
         </w:rPr>
-        <w:t xml:space="preserve">MemeClassroom is designed to help teachers turn memes into a deliberate teaching resource — reinforcing concept recall through student-created memes — and to help both teachers and students decode the bias, rhetoric, and intent embedded in the memes they already encounter online. It primarily serves secondary and higher-education teachers and students, with a secondary audience of teacher-educators and subject-matter experts who curate the Resources hub and review content through role-based moderation.</w:t>
+        <w:t xml:space="preserve">MemeClassroom's objective is not to hand teachers a finished, curated set of memes, but to enable three things that teachers and students cannot easily do on their own: begin (build a pedagogical understanding of what memes are, and how they can be used and misused), adopt (create, tag, and peer-curate memes that are actually classroom-appropriate), and sustain (keep that practice current as meme formats, slang, and misinformation tactics continue to shift). It primarily serves secondary and higher-education teachers and students, with a secondary audience of teacher-educators and subject-matter experts who help curate the Resources hub and moderate content through role-based access.</w:t>
       </w:r>
     </w:p>
     <w:p>
@@ -220,7 +220,7 @@
           <w:sz w:val="20"/>
           <w:szCs w:val="20"/>
         </w:rPr>
-        <w:t xml:space="preserve">T4E alignment: a free, browser-based, no-installation tool that lowers the barrier to “technology for education” adoption; a no-login literacy-test entry point and mobile-first, accessibility-oriented design support equitable access in low-resource and BYOD classrooms.</w:t>
+        <w:t xml:space="preserve">T4E alignment: a free, browser-based, no-installation tool that lowers the barrier to “technology for education” adoption while directly addressing equitable access to critical digital/media literacy — treating meme decoding as a core, not peripheral, 21st-century skill.</w:t>
       </w:r>
     </w:p>
     <w:p>
@@ -249,23 +249,47 @@
           <w:sz w:val="20"/>
           <w:szCs w:val="20"/>
         </w:rPr>
-        <w:t xml:space="preserve">The platform is organised around five core spaces plus an administrative layer:</w:t>
-      </w:r>
-    </w:p>
-    <w:p>
-      <w:pPr>
-        <w:spacing w:after="120"/>
-        <w:jc w:val="both"/>
-      </w:pPr>
-      <w:r>
-        <w:rPr>
-          <w:rFonts w:ascii="Times New Roman" w:cs="Times New Roman" w:eastAsia="Times New Roman" w:hAnsi="Times New Roman"/>
-          <w:b/>
-          <w:bCs/>
-          <w:sz w:val="20"/>
-          <w:szCs w:val="20"/>
-        </w:rPr>
-        <w:t xml:space="preserve">Meme Lab. </w:t>
+        <w:t xml:space="preserve">MemeClassroom is deliberately not a one-stop, pre-curated meme library. It is organised around five core spaces plus an administrative layer, mapped to a begin → adopt → sustain enabler pathway rather than a single content pipeline:</w:t>
+      </w:r>
+    </w:p>
+    <w:p>
+      <w:pPr>
+        <w:spacing w:after="120"/>
+        <w:jc w:val="both"/>
+      </w:pPr>
+      <w:r>
+        <w:rPr>
+          <w:rFonts w:ascii="Times New Roman" w:cs="Times New Roman" w:eastAsia="Times New Roman" w:hAnsi="Times New Roman"/>
+          <w:b/>
+          <w:bCs/>
+          <w:sz w:val="20"/>
+          <w:szCs w:val="20"/>
+        </w:rPr>
+        <w:t xml:space="preserve">Resources (Begin). </w:t>
+      </w:r>
+      <w:r>
+        <w:rPr>
+          <w:rFonts w:ascii="Times New Roman" w:cs="Times New Roman" w:eastAsia="Times New Roman" w:hAnsi="Times New Roman"/>
+          <w:sz w:val="20"/>
+          <w:szCs w:val="20"/>
+        </w:rPr>
+        <w:t xml:space="preserve">A multi-part hub — a beginner course, Articles &amp; Papers, Use Cases &amp; Activities, Meme Stories, and Additional Resources — where teachers learn what memes are, see classroom-appropriate examples, and access research grounding before ever creating or curating content themselves. This is the platform's direct answer to the finding that meme adoption depends on pedagogical alignment and ease of use, not just the availability of a creation tool.</w:t>
+      </w:r>
+    </w:p>
+    <w:p>
+      <w:pPr>
+        <w:spacing w:after="120"/>
+        <w:jc w:val="both"/>
+      </w:pPr>
+      <w:r>
+        <w:rPr>
+          <w:rFonts w:ascii="Times New Roman" w:cs="Times New Roman" w:eastAsia="Times New Roman" w:hAnsi="Times New Roman"/>
+          <w:b/>
+          <w:bCs/>
+          <w:sz w:val="20"/>
+          <w:szCs w:val="20"/>
+        </w:rPr>
+        <w:t xml:space="preserve">Meme Lab (Adopt). </w:t>
       </w:r>
       <w:r>
         <w:rPr>
@@ -289,7 +313,7 @@
           <w:sz w:val="20"/>
           <w:szCs w:val="20"/>
         </w:rPr>
-        <w:t xml:space="preserve">Meme Library. </w:t>
+        <w:t xml:space="preserve">Meme Library (Adopt). </w:t>
       </w:r>
       <w:r>
         <w:rPr>
@@ -313,7 +337,31 @@
           <w:sz w:val="20"/>
           <w:szCs w:val="20"/>
         </w:rPr>
-        <w:t xml:space="preserve">Meme Literacy Test. </w:t>
+        <w:t xml:space="preserve">Newspaper (Sustain). </w:t>
+      </w:r>
+      <w:r>
+        <w:rPr>
+          <w:rFonts w:ascii="Times New Roman" w:cs="Times New Roman" w:eastAsia="Times New Roman" w:hAnsi="Times New Roman"/>
+          <w:sz w:val="20"/>
+          <w:szCs w:val="20"/>
+        </w:rPr>
+        <w:t xml:space="preserve">A moderated, real-time feed of external news and commentary on how memes and digital culture are influencing politics and society, health, the environment, and science, organised into sector tags that include a dedicated Misinformation Watch category. It gives teachers and students a live, evolving picture of the same meme landscape the Literacy Test asks them to critically decode — the platform's most direct answer to the fact that meme culture, and the misinformation travelling through it, does not stand still.</w:t>
+      </w:r>
+    </w:p>
+    <w:p>
+      <w:pPr>
+        <w:spacing w:after="120"/>
+        <w:jc w:val="both"/>
+      </w:pPr>
+      <w:r>
+        <w:rPr>
+          <w:rFonts w:ascii="Times New Roman" w:cs="Times New Roman" w:eastAsia="Times New Roman" w:hAnsi="Times New Roman"/>
+          <w:b/>
+          <w:bCs/>
+          <w:sz w:val="20"/>
+          <w:szCs w:val="20"/>
+        </w:rPr>
+        <w:t xml:space="preserve">Meme Literacy Test (Begin / Decode). </w:t>
       </w:r>
       <w:r>
         <w:rPr>
@@ -337,15 +385,15 @@
           <w:sz w:val="20"/>
           <w:szCs w:val="20"/>
         </w:rPr>
-        <w:t xml:space="preserve">Resources and Staffroom. </w:t>
-      </w:r>
-      <w:r>
-        <w:rPr>
-          <w:rFonts w:ascii="Times New Roman" w:cs="Times New Roman" w:eastAsia="Times New Roman" w:hAnsi="Times New Roman"/>
-          <w:sz w:val="20"/>
-          <w:szCs w:val="20"/>
-        </w:rPr>
-        <w:t xml:space="preserve">The Resources hub hosts a beginner course, real classroom use cases, and peer-contributed OER articles and activity packs that ground meme use in pedagogy; the Staffroom is a threaded community where teachers post honest, real-world outcomes tied to a specific meme, closing the feedback loop between creation and classroom practice.</w:t>
+        <w:t xml:space="preserve">Staffroom (Sustain). </w:t>
+      </w:r>
+      <w:r>
+        <w:rPr>
+          <w:rFonts w:ascii="Times New Roman" w:cs="Times New Roman" w:eastAsia="Times New Roman" w:hAnsi="Times New Roman"/>
+          <w:sz w:val="20"/>
+          <w:szCs w:val="20"/>
+        </w:rPr>
+        <w:t xml:space="preserve">A threaded educator community where teachers post honest, real-world outcomes tied to a specific meme. Ongoing peer discussion here is what lets practice keep adapting as classroom needs and meme culture change, rather than freezing around whatever content exists today.</w:t>
       </w:r>
     </w:p>
     <w:p>
@@ -399,7 +447,7 @@
           <w:sz w:val="20"/>
           <w:szCs w:val="20"/>
         </w:rPr>
-        <w:t xml:space="preserve">Pedagogically, the design follows Universal Design for Learning (UDL) principles — an in-app accessibility widget, a text-to-speech reader, and a readability indicator provide multiple means of representation and engagement — and a design-based meme-pedagogy framework (Fig. 1) that moves from traditional teaching, through meme creation, curation, and peer collaboration, to pedagogically scaffolded, meaningful classroom integration.</w:t>
+        <w:t xml:space="preserve">Pedagogically, the design treats memes not as random jokes but as structured, multimodal form-meaning constructs, drawing on genre theory and the Multiliteracies Framework [2] and on Vygotsky's notion of cultural tools for mediated learning [3]. Its four-pillar framework — Creation, Curation, Collaboration, and Pedagogical Scaffolding, underpinned by Gamified Motivation (Fig. 1) — was synthesised from a design-based study of 21 teachers' perceptions, challenges, and adoption needs [1], and maps directly onto the platform's spaces: Meme Lab (Creation), Meme Library (Curation), Staffroom (Collaboration), Resources (Scaffolding), and a badge system (Gamified Motivation). Built-in UDL-informed accessibility features — a text-to-speech reader, adjustable readability, and an accessibility widget — support equitable access to all five spaces.</w:t>
       </w:r>
     </w:p>
     <w:p>
@@ -461,21 +509,21 @@
           <w:sz w:val="18"/>
           <w:szCs w:val="18"/>
         </w:rPr>
-        <w:t xml:space="preserve">Fig. 1. The design-based meme-pedagogy framework underlying MemeClassroom's feature set.</w:t>
-      </w:r>
-    </w:p>
-    <w:p>
-      <w:pPr>
-        <w:spacing w:after="120"/>
-        <w:jc w:val="both"/>
-      </w:pPr>
-      <w:r>
-        <w:rPr>
-          <w:rFonts w:ascii="Times New Roman" w:cs="Times New Roman" w:eastAsia="Times New Roman" w:hAnsi="Times New Roman"/>
-          <w:sz w:val="20"/>
-          <w:szCs w:val="20"/>
-        </w:rPr>
-        <w:t xml:space="preserve">In a typical usage scenario, a teacher asks students to create a meme explaining a concept in the Meme Lab, publishes selected memes to the Library for peer rating, and then leads a Staffroom discussion reflecting on which memes best supported comprehension — closing the loop from creation to classroom evidence.</w:t>
+        <w:t xml:space="preserve">Fig. 1. The four-pillar design-based framework for meme pedagogy (Creation, Curation, Collaboration, Pedagogical Scaffolding, underpinned by Gamified Motivation), synthesised from teacher focus groups and interviews [1].</w:t>
+      </w:r>
+    </w:p>
+    <w:p>
+      <w:pPr>
+        <w:spacing w:after="120"/>
+        <w:jc w:val="both"/>
+      </w:pPr>
+      <w:r>
+        <w:rPr>
+          <w:rFonts w:ascii="Times New Roman" w:cs="Times New Roman" w:eastAsia="Times New Roman" w:hAnsi="Times New Roman"/>
+          <w:sz w:val="20"/>
+          <w:szCs w:val="20"/>
+        </w:rPr>
+        <w:t xml:space="preserve">In a typical usage scenario, a teacher new to meme pedagogy first works through a short course and classroom use cases in Resources (begin), then creates a meme explaining a concept in the Meme Lab and publishes it to the Library for peer rating (adopt). Students take the Literacy Test to practise decoding a similar meme circulating on the Newspaper feed, and the teacher later leads a Staffroom discussion reflecting on what worked — feeding back into how the class uses memes next term (sustain).</w:t>
       </w:r>
     </w:p>
     <w:p>
@@ -522,7 +570,7 @@
           <w:sz w:val="20"/>
           <w:szCs w:val="20"/>
         </w:rPr>
-        <w:t xml:space="preserve">0–3 min: Frame the problem (the classroom meme-literacy gap) and the platform's objectives.</w:t>
+        <w:t xml:space="preserve">0–3 min: Frame the problem — memes are familiar, structured, and rife with misinformation students can't decode — and introduce MemeClassroom as an enabler, not a curated content library.</w:t>
       </w:r>
     </w:p>
     <w:p>
@@ -540,7 +588,7 @@
           <w:sz w:val="20"/>
           <w:szCs w:val="20"/>
         </w:rPr>
-        <w:t xml:space="preserve">3–10 min: Live demo — create and remix a meme in the Meme Lab and publish it to the Library.</w:t>
+        <w:t xml:space="preserve">3–8 min: Begin — a quick tour of Resources (a classroom use case) and the Newspaper's Misinformation Watch, showing how teachers and students learn about meme culture and its risks.</w:t>
       </w:r>
     </w:p>
     <w:p>
@@ -558,7 +606,7 @@
           <w:sz w:val="20"/>
           <w:szCs w:val="20"/>
         </w:rPr>
-        <w:t xml:space="preserve">10–15 min: Participant interaction — attendees take a short segment of the Meme Literacy Test on their own device and see their badge result instantly.</w:t>
+        <w:t xml:space="preserve">8–14 min: Adopt — live demo: create and remix a meme in the Meme Lab and publish it to the Library.</w:t>
       </w:r>
     </w:p>
     <w:p>
@@ -576,7 +624,7 @@
           <w:sz w:val="20"/>
           <w:szCs w:val="20"/>
         </w:rPr>
-        <w:t xml:space="preserve">15–18 min: Guided tour of the Resources hub and a sample Staffroom discussion thread.</w:t>
+        <w:t xml:space="preserve">14–18 min: Sustain — attendees take a short segment of the Meme Literacy Test on their own device and see a live Staffroom discussion thread.</w:t>
       </w:r>
     </w:p>
     <w:p>
@@ -608,7 +656,7 @@
           <w:sz w:val="20"/>
           <w:szCs w:val="20"/>
         </w:rPr>
-        <w:t xml:space="preserve">Attendees need only a browser on a laptop or phone; the Literacy Test segment requires no account. A pre-seeded demo teacher account is used for the Meme Lab, Library, and Staffroom walkthrough.</w:t>
+        <w:t xml:space="preserve">Attendees need only a browser on a laptop or phone; the Literacy Test segment requires no account. A pre-seeded demo teacher account is used for the Resources, Newspaper, Meme Lab, Library, and Staffroom walkthrough.</w:t>
       </w:r>
     </w:p>
     <w:p>
@@ -739,7 +787,7 @@
           <w:sz w:val="20"/>
           <w:szCs w:val="20"/>
         </w:rPr>
-        <w:t xml:space="preserve">A pre-seeded demo teacher account (credentials provided to session organisers on request) for the Meme Lab/Library/Staffroom segment.</w:t>
+        <w:t xml:space="preserve">A pre-seeded demo teacher account (credentials provided to session organisers on request) for the Resources/Newspaper/Meme Lab/Library/Staffroom walkthrough.</w:t>
       </w:r>
     </w:p>
     <w:p>
@@ -786,7 +834,7 @@
           <w:sz w:val="20"/>
           <w:szCs w:val="20"/>
         </w:rPr>
-        <w:t xml:space="preserve">MemeClassroom is a functional, actively developed web platform rather than a mock-up: all core spaces described above (Home, Meme Lab, Library, Resources, Staffroom, Literacy Test, Admin HQ, and user Profile) are implemented in the codebase and deploy automatically to Firebase Hosting on every merge via GitHub Actions, with separate preview deployments for pull requests. Development has proceeded iteratively — for example, the Resources page navigation was recently redesigned from a tab bar to a tile-based landing view following usability heuristics drawn from progressive-disclosure and card-based navigation patterns.</w:t>
+        <w:t xml:space="preserve">MemeClassroom's design framework did not begin with code. It was synthesised from a design-based research study that ran four focus group discussions (three in-service teacher groups and one pre-service group) and two personal interviews with 21 teachers across disciplines, using an early prototype to surface adoption barriers and design requirements [1]. Teachers responded positively to the prototype's structure — creation, curation, collaboration, and pedagogical scaffolding — while flagging content appropriateness, cultural sensitivity, and time investment as ongoing concerns that the current platform's peer rating, tagging, and Resources/Newspaper features are designed to address.</w:t>
       </w:r>
     </w:p>
     <w:p>
@@ -801,7 +849,7 @@
           <w:sz w:val="20"/>
           <w:szCs w:val="20"/>
         </w:rPr>
-        <w:t xml:space="preserve">The platform has not yet been piloted in a live classroom; this T4E demo is intended as a first step toward recruiting early-adopter teachers for a structured classroom pilot. [Add team experience / prior edtech projects here.]</w:t>
+        <w:t xml:space="preserve">The current version of MemeClassroom is the engineering realisation of that framework as a functional, actively developed web platform, not a mock-up: Home, Meme Lab, Library, Resources (with its course, use-case, article, and story sub-pages), Newspaper, Staffroom, Literacy Test, Admin HQ, and user Profile are all implemented and deploy automatically to Firebase Hosting on every merge via GitHub Actions, with separate preview deployments for pull requests. It has not yet been separately piloted as a live classroom deployment beyond the design-based research phase; this T4E demo is intended as the next step toward recruiting early-adopter teachers for a structured classroom pilot. [Add team experience / prior edtech projects here.]</w:t>
       </w:r>
     </w:p>
     <w:p>
@@ -830,7 +878,7 @@
           <w:sz w:val="20"/>
           <w:szCs w:val="20"/>
         </w:rPr>
-        <w:t xml:space="preserve">MemeClassroom turns a multimodal literacy that students already bring into the classroom into a deliberate teaching and critical-thinking resource, pairing meme creation and peer-curated content with a structured literacy assessment and a teacher feedback community, on a free, accessible, open-source stack. Its modular React/Firebase architecture, no-login entry points, and subject-agnostic design make it inexpensive to pilot and straightforward to scale to new subjects, languages, and grade bands — making it directly relevant to T4E's focus on accessible, equitable technology for education.</w:t>
+        <w:t xml:space="preserve">MemeClassroom is not proposed as a one-stop, permanently curated solution — meme formats, slang, and misinformation tactics will keep changing, and no fixed library can keep pace with them. Its value instead lies in being an enabler: a place for teachers and students to begin understanding memes as familiar, structured, but exploitable multimodal communication; to adopt classroom-appropriate creation and curation practices; and to sustain that practice through ongoing peer reflection (Staffroom) and a live view of memes' real-world impact (Newspaper). Following its own design-based framework's account of sustainability as pedagogical resilience rather than technological permanence [1], MemeClassroom aims to give educators an adaptable, low-cost, open way to keep meme-based digital culture in the classroom — directly relevant to T4E's focus on accessible, equitable technology for education.</w:t>
       </w:r>
     </w:p>
     <w:p>
@@ -850,6 +898,48 @@
     </w:p>
     <w:p>
       <w:pPr>
+        <w:spacing w:after="120"/>
+        <w:jc w:val="both"/>
+      </w:pPr>
+      <w:r>
+        <w:rPr>
+          <w:rFonts w:ascii="Times New Roman" w:cs="Times New Roman" w:eastAsia="Times New Roman" w:hAnsi="Times New Roman"/>
+          <w:sz w:val="20"/>
+          <w:szCs w:val="20"/>
+        </w:rPr>
+        <w:t xml:space="preserve">1. Nadheri, J., Ramanathan, A.: Reimagining Memes in Education: A Design-Based Approach to Support Teacher Adoption and Engagement. (2026)</w:t>
+      </w:r>
+    </w:p>
+    <w:p>
+      <w:pPr>
+        <w:spacing w:after="120"/>
+        <w:jc w:val="both"/>
+      </w:pPr>
+      <w:r>
+        <w:rPr>
+          <w:rFonts w:ascii="Times New Roman" w:cs="Times New Roman" w:eastAsia="Times New Roman" w:hAnsi="Times New Roman"/>
+          <w:sz w:val="20"/>
+          <w:szCs w:val="20"/>
+        </w:rPr>
+        <w:t xml:space="preserve">2. New London Group: A pedagogy of multiliteracies: designing social futures. Harv. Educ. Rev. 66, 60–92 (1996)</w:t>
+      </w:r>
+    </w:p>
+    <w:p>
+      <w:pPr>
+        <w:spacing w:after="120"/>
+        <w:jc w:val="both"/>
+      </w:pPr>
+      <w:r>
+        <w:rPr>
+          <w:rFonts w:ascii="Times New Roman" w:cs="Times New Roman" w:eastAsia="Times New Roman" w:hAnsi="Times New Roman"/>
+          <w:sz w:val="20"/>
+          <w:szCs w:val="20"/>
+        </w:rPr>
+        <w:t xml:space="preserve">3. Vygotsky, L.S.: Mind in Society: The Development of Higher Psychological Processes. Harvard University Press, Cambridge (1978)</w:t>
+      </w:r>
+    </w:p>
+    <w:p>
+      <w:pPr>
         <w:spacing w:after="80"/>
       </w:pPr>
       <w:r>
@@ -858,9 +948,9 @@
           <w:sz w:val="20"/>
           <w:szCs w:val="20"/>
         </w:rPr>
-        <w:t xml:space="preserve">1. </w:t>
-      </w:r>
-      <w:hyperlink w:history="1" r:id="rIdtzayhxjkgm5w1yrnz4iip">
+        <w:t xml:space="preserve">4. </w:t>
+      </w:r>
+      <w:hyperlink w:history="1" r:id="rIduaq75j5om1gwwgwbl7ioi">
         <w:r>
           <w:rPr>
             <w:rStyle w:val="Hyperlink"/>
@@ -878,48 +968,6 @@
           <w:szCs w:val="20"/>
         </w:rPr>
         <w:t xml:space="preserve">. GitHub (2026)</w:t>
-      </w:r>
-    </w:p>
-    <w:p>
-      <w:pPr>
-        <w:spacing w:after="120"/>
-        <w:jc w:val="both"/>
-      </w:pPr>
-      <w:r>
-        <w:rPr>
-          <w:rFonts w:ascii="Times New Roman" w:cs="Times New Roman" w:eastAsia="Times New Roman" w:hAnsi="Times New Roman"/>
-          <w:sz w:val="20"/>
-          <w:szCs w:val="20"/>
-        </w:rPr>
-        <w:t xml:space="preserve">2. [Add supporting citation on meme pedagogy / multimodal learning.]</w:t>
-      </w:r>
-    </w:p>
-    <w:p>
-      <w:pPr>
-        <w:spacing w:after="120"/>
-        <w:jc w:val="both"/>
-      </w:pPr>
-      <w:r>
-        <w:rPr>
-          <w:rFonts w:ascii="Times New Roman" w:cs="Times New Roman" w:eastAsia="Times New Roman" w:hAnsi="Times New Roman"/>
-          <w:sz w:val="20"/>
-          <w:szCs w:val="20"/>
-        </w:rPr>
-        <w:t xml:space="preserve">3. [Add supporting citation on Universal Design for Learning (UDL).]</w:t>
-      </w:r>
-    </w:p>
-    <w:p>
-      <w:pPr>
-        <w:spacing w:after="120"/>
-        <w:jc w:val="both"/>
-      </w:pPr>
-      <w:r>
-        <w:rPr>
-          <w:rFonts w:ascii="Times New Roman" w:cs="Times New Roman" w:eastAsia="Times New Roman" w:hAnsi="Times New Roman"/>
-          <w:sz w:val="20"/>
-          <w:szCs w:val="20"/>
-        </w:rPr>
-        <w:t xml:space="preserve">4. [Add supporting citation on media/critical literacy assessment.]</w:t>
       </w:r>
     </w:p>
     <w:p>
